--- a/docs/01_要求仕様書/GU_ECsite_要求仕様書_withai_v2.4_20260906.docx
+++ b/docs/01_要求仕様書/GU_ECsite_要求仕様書_withai_v2.4_20260906.docx
@@ -171,7 +171,6 @@
         <w:jc w:val="center"/>
         <w:tblLayout w:type="fixed"/>
         <w:tblLook w:firstColumn="1" w:firstRow="1" w:lastColumn="0" w:lastRow="0" w:noHBand="0" w:noVBand="1" w:val="04A0"/>
-        <w:tblInd w:w="928306" w:type="dxa"/>
       </w:tblPr>
       <w:tblGrid>
         <w:gridCol w:w="4873"/>
@@ -355,13 +354,13 @@
         <w:tblW w:type="auto" w:w="0"/>
         <w:jc w:val="center"/>
         <w:tblLayout w:type="fixed"/>
-        <w:tblLook w:firstColumn="1" w:firstRow="1" w:lastColumn="0" w:lastRow="0" w:noHBand="0" w:noVBand="1" w:val="04A0"/>
         <w:tblCellMar>
           <w:top w:w="20" w:type="dxa"/>
           <w:bottom w:w="20" w:type="dxa"/>
           <w:start w:w="60" w:type="dxa"/>
           <w:end w:w="60" w:type="dxa"/>
         </w:tblCellMar>
+        <w:tblLook w:firstColumn="1" w:firstRow="1" w:lastColumn="0" w:lastRow="0" w:noHBand="0" w:noVBand="1" w:val="04A0"/>
       </w:tblPr>
       <w:tblGrid>
         <w:gridCol w:w="1949"/>
@@ -1192,13 +1191,13 @@
         <w:tblW w:type="auto" w:w="0"/>
         <w:jc w:val="center"/>
         <w:tblLayout w:type="fixed"/>
-        <w:tblLook w:firstColumn="1" w:firstRow="1" w:lastColumn="0" w:lastRow="0" w:noHBand="0" w:noVBand="1" w:val="04A0"/>
         <w:tblCellMar>
           <w:top w:w="20" w:type="dxa"/>
           <w:bottom w:w="20" w:type="dxa"/>
           <w:start w:w="60" w:type="dxa"/>
           <w:end w:w="60" w:type="dxa"/>
         </w:tblCellMar>
+        <w:tblLook w:firstColumn="1" w:firstRow="1" w:lastColumn="0" w:lastRow="0" w:noHBand="0" w:noVBand="1" w:val="04A0"/>
       </w:tblPr>
       <w:tblGrid>
         <w:gridCol w:w="3249"/>
@@ -1494,13 +1493,13 @@
         <w:tblW w:type="auto" w:w="0"/>
         <w:jc w:val="center"/>
         <w:tblLayout w:type="fixed"/>
-        <w:tblLook w:firstColumn="1" w:firstRow="1" w:lastColumn="0" w:lastRow="0" w:noHBand="0" w:noVBand="1" w:val="04A0"/>
         <w:tblCellMar>
           <w:top w:w="20" w:type="dxa"/>
           <w:bottom w:w="20" w:type="dxa"/>
           <w:start w:w="60" w:type="dxa"/>
           <w:end w:w="60" w:type="dxa"/>
         </w:tblCellMar>
+        <w:tblLook w:firstColumn="1" w:firstRow="1" w:lastColumn="0" w:lastRow="0" w:noHBand="0" w:noVBand="1" w:val="04A0"/>
       </w:tblPr>
       <w:tblGrid>
         <w:gridCol w:w="4873"/>
@@ -1705,13 +1704,13 @@
         <w:tblW w:type="auto" w:w="0"/>
         <w:jc w:val="center"/>
         <w:tblLayout w:type="fixed"/>
-        <w:tblLook w:firstColumn="1" w:firstRow="1" w:lastColumn="0" w:lastRow="0" w:noHBand="0" w:noVBand="1" w:val="04A0"/>
         <w:tblCellMar>
           <w:top w:w="20" w:type="dxa"/>
           <w:bottom w:w="20" w:type="dxa"/>
           <w:start w:w="60" w:type="dxa"/>
           <w:end w:w="60" w:type="dxa"/>
         </w:tblCellMar>
+        <w:tblLook w:firstColumn="1" w:firstRow="1" w:lastColumn="0" w:lastRow="0" w:noHBand="0" w:noVBand="1" w:val="04A0"/>
       </w:tblPr>
       <w:tblGrid>
         <w:gridCol w:w="4873"/>
@@ -1911,13 +1910,13 @@
         <w:tblW w:type="auto" w:w="0"/>
         <w:jc w:val="center"/>
         <w:tblLayout w:type="fixed"/>
-        <w:tblLook w:firstColumn="1" w:firstRow="1" w:lastColumn="0" w:lastRow="0" w:noHBand="0" w:noVBand="1" w:val="04A0"/>
         <w:tblCellMar>
           <w:top w:w="20" w:type="dxa"/>
           <w:bottom w:w="20" w:type="dxa"/>
           <w:start w:w="60" w:type="dxa"/>
           <w:end w:w="60" w:type="dxa"/>
         </w:tblCellMar>
+        <w:tblLook w:firstColumn="1" w:firstRow="1" w:lastColumn="0" w:lastRow="0" w:noHBand="0" w:noVBand="1" w:val="04A0"/>
       </w:tblPr>
       <w:tblGrid>
         <w:gridCol w:w="4873"/>
@@ -2173,13 +2172,13 @@
         <w:tblW w:type="auto" w:w="0"/>
         <w:jc w:val="center"/>
         <w:tblLayout w:type="fixed"/>
-        <w:tblLook w:firstColumn="1" w:firstRow="1" w:lastColumn="0" w:lastRow="0" w:noHBand="0" w:noVBand="1" w:val="04A0"/>
         <w:tblCellMar>
           <w:top w:w="20" w:type="dxa"/>
           <w:bottom w:w="20" w:type="dxa"/>
           <w:start w:w="60" w:type="dxa"/>
           <w:end w:w="60" w:type="dxa"/>
         </w:tblCellMar>
+        <w:tblLook w:firstColumn="1" w:firstRow="1" w:lastColumn="0" w:lastRow="0" w:noHBand="0" w:noVBand="1" w:val="04A0"/>
       </w:tblPr>
       <w:tblGrid>
         <w:gridCol w:w="4873"/>
@@ -2502,13 +2501,13 @@
         <w:tblW w:type="auto" w:w="0"/>
         <w:jc w:val="center"/>
         <w:tblLayout w:type="fixed"/>
-        <w:tblLook w:firstColumn="1" w:firstRow="1" w:lastColumn="0" w:lastRow="0" w:noHBand="0" w:noVBand="1" w:val="04A0"/>
         <w:tblCellMar>
           <w:top w:w="20" w:type="dxa"/>
           <w:bottom w:w="20" w:type="dxa"/>
           <w:start w:w="60" w:type="dxa"/>
           <w:end w:w="60" w:type="dxa"/>
         </w:tblCellMar>
+        <w:tblLook w:firstColumn="1" w:firstRow="1" w:lastColumn="0" w:lastRow="0" w:noHBand="0" w:noVBand="1" w:val="04A0"/>
       </w:tblPr>
       <w:tblGrid>
         <w:gridCol w:w="2436"/>
@@ -3125,13 +3124,13 @@
         <w:tblW w:type="auto" w:w="0"/>
         <w:jc w:val="center"/>
         <w:tblLayout w:type="fixed"/>
-        <w:tblLook w:firstColumn="1" w:firstRow="1" w:lastColumn="0" w:lastRow="0" w:noHBand="0" w:noVBand="1" w:val="04A0"/>
         <w:tblCellMar>
           <w:top w:w="20" w:type="dxa"/>
           <w:bottom w:w="20" w:type="dxa"/>
           <w:start w:w="60" w:type="dxa"/>
           <w:end w:w="60" w:type="dxa"/>
         </w:tblCellMar>
+        <w:tblLook w:firstColumn="1" w:firstRow="1" w:lastColumn="0" w:lastRow="0" w:noHBand="0" w:noVBand="1" w:val="04A0"/>
       </w:tblPr>
       <w:tblGrid>
         <w:gridCol w:w="1949"/>
@@ -4166,13 +4165,13 @@
         <w:tblW w:type="auto" w:w="0"/>
         <w:jc w:val="center"/>
         <w:tblLayout w:type="fixed"/>
-        <w:tblLook w:firstColumn="1" w:firstRow="1" w:lastColumn="0" w:lastRow="0" w:noHBand="0" w:noVBand="1" w:val="04A0"/>
         <w:tblCellMar>
           <w:top w:w="20" w:type="dxa"/>
           <w:bottom w:w="20" w:type="dxa"/>
           <w:start w:w="60" w:type="dxa"/>
           <w:end w:w="60" w:type="dxa"/>
         </w:tblCellMar>
+        <w:tblLook w:firstColumn="1" w:firstRow="1" w:lastColumn="0" w:lastRow="0" w:noHBand="0" w:noVBand="1" w:val="04A0"/>
       </w:tblPr>
       <w:tblGrid>
         <w:gridCol w:w="1949"/>
@@ -5109,13 +5108,13 @@
         <w:tblW w:type="auto" w:w="0"/>
         <w:jc w:val="center"/>
         <w:tblLayout w:type="fixed"/>
-        <w:tblLook w:firstColumn="1" w:firstRow="1" w:lastColumn="0" w:lastRow="0" w:noHBand="0" w:noVBand="1" w:val="04A0"/>
         <w:tblCellMar>
           <w:top w:w="20" w:type="dxa"/>
           <w:bottom w:w="20" w:type="dxa"/>
           <w:start w:w="60" w:type="dxa"/>
           <w:end w:w="60" w:type="dxa"/>
         </w:tblCellMar>
+        <w:tblLook w:firstColumn="1" w:firstRow="1" w:lastColumn="0" w:lastRow="0" w:noHBand="0" w:noVBand="1" w:val="04A0"/>
       </w:tblPr>
       <w:tblGrid>
         <w:gridCol w:w="1949"/>
@@ -5456,13 +5455,13 @@
         <w:tblW w:type="auto" w:w="0"/>
         <w:jc w:val="center"/>
         <w:tblLayout w:type="fixed"/>
-        <w:tblLook w:firstColumn="1" w:firstRow="1" w:lastColumn="0" w:lastRow="0" w:noHBand="0" w:noVBand="1" w:val="04A0"/>
         <w:tblCellMar>
           <w:top w:w="20" w:type="dxa"/>
           <w:bottom w:w="20" w:type="dxa"/>
           <w:start w:w="60" w:type="dxa"/>
           <w:end w:w="60" w:type="dxa"/>
         </w:tblCellMar>
+        <w:tblLook w:firstColumn="1" w:firstRow="1" w:lastColumn="0" w:lastRow="0" w:noHBand="0" w:noVBand="1" w:val="04A0"/>
       </w:tblPr>
       <w:tblGrid>
         <w:gridCol w:w="1949"/>
@@ -6298,13 +6297,13 @@
         <w:tblW w:type="auto" w:w="0"/>
         <w:jc w:val="center"/>
         <w:tblLayout w:type="fixed"/>
-        <w:tblLook w:firstColumn="1" w:firstRow="1" w:lastColumn="0" w:lastRow="0" w:noHBand="0" w:noVBand="1" w:val="04A0"/>
         <w:tblCellMar>
           <w:top w:w="20" w:type="dxa"/>
           <w:bottom w:w="20" w:type="dxa"/>
           <w:start w:w="60" w:type="dxa"/>
           <w:end w:w="60" w:type="dxa"/>
         </w:tblCellMar>
+        <w:tblLook w:firstColumn="1" w:firstRow="1" w:lastColumn="0" w:lastRow="0" w:noHBand="0" w:noVBand="1" w:val="04A0"/>
       </w:tblPr>
       <w:tblGrid>
         <w:gridCol w:w="1949"/>
@@ -7241,13 +7240,13 @@
         <w:tblW w:type="auto" w:w="0"/>
         <w:jc w:val="center"/>
         <w:tblLayout w:type="fixed"/>
-        <w:tblLook w:firstColumn="1" w:firstRow="1" w:lastColumn="0" w:lastRow="0" w:noHBand="0" w:noVBand="1" w:val="04A0"/>
         <w:tblCellMar>
           <w:top w:w="20" w:type="dxa"/>
           <w:bottom w:w="20" w:type="dxa"/>
           <w:start w:w="60" w:type="dxa"/>
           <w:end w:w="60" w:type="dxa"/>
         </w:tblCellMar>
+        <w:tblLook w:firstColumn="1" w:firstRow="1" w:lastColumn="0" w:lastRow="0" w:noHBand="0" w:noVBand="1" w:val="04A0"/>
       </w:tblPr>
       <w:tblGrid>
         <w:gridCol w:w="1949"/>
@@ -7786,13 +7785,13 @@
         <w:tblW w:type="auto" w:w="0"/>
         <w:jc w:val="center"/>
         <w:tblLayout w:type="fixed"/>
-        <w:tblLook w:firstColumn="1" w:firstRow="1" w:lastColumn="0" w:lastRow="0" w:noHBand="0" w:noVBand="1" w:val="04A0"/>
         <w:tblCellMar>
           <w:top w:w="20" w:type="dxa"/>
           <w:bottom w:w="20" w:type="dxa"/>
           <w:start w:w="60" w:type="dxa"/>
           <w:end w:w="60" w:type="dxa"/>
         </w:tblCellMar>
+        <w:tblLook w:firstColumn="1" w:firstRow="1" w:lastColumn="0" w:lastRow="0" w:noHBand="0" w:noVBand="1" w:val="04A0"/>
       </w:tblPr>
       <w:tblGrid>
         <w:gridCol w:w="1949"/>
@@ -8430,13 +8429,13 @@
         <w:tblW w:type="auto" w:w="0"/>
         <w:jc w:val="center"/>
         <w:tblLayout w:type="fixed"/>
-        <w:tblLook w:firstColumn="1" w:firstRow="1" w:lastColumn="0" w:lastRow="0" w:noHBand="0" w:noVBand="1" w:val="04A0"/>
         <w:tblCellMar>
           <w:top w:w="20" w:type="dxa"/>
           <w:bottom w:w="20" w:type="dxa"/>
           <w:start w:w="60" w:type="dxa"/>
           <w:end w:w="60" w:type="dxa"/>
         </w:tblCellMar>
+        <w:tblLook w:firstColumn="1" w:firstRow="1" w:lastColumn="0" w:lastRow="0" w:noHBand="0" w:noVBand="1" w:val="04A0"/>
       </w:tblPr>
       <w:tblGrid>
         <w:gridCol w:w="1949"/>
@@ -9471,13 +9470,13 @@
         <w:tblW w:type="auto" w:w="0"/>
         <w:jc w:val="center"/>
         <w:tblLayout w:type="fixed"/>
-        <w:tblLook w:firstColumn="1" w:firstRow="1" w:lastColumn="0" w:lastRow="0" w:noHBand="0" w:noVBand="1" w:val="04A0"/>
         <w:tblCellMar>
           <w:top w:w="20" w:type="dxa"/>
           <w:bottom w:w="20" w:type="dxa"/>
           <w:start w:w="60" w:type="dxa"/>
           <w:end w:w="60" w:type="dxa"/>
         </w:tblCellMar>
+        <w:tblLook w:firstColumn="1" w:firstRow="1" w:lastColumn="0" w:lastRow="0" w:noHBand="0" w:noVBand="1" w:val="04A0"/>
       </w:tblPr>
       <w:tblGrid>
         <w:gridCol w:w="1949"/>
@@ -10083,13 +10082,13 @@
         <w:tblW w:type="auto" w:w="0"/>
         <w:jc w:val="center"/>
         <w:tblLayout w:type="fixed"/>
-        <w:tblLook w:firstColumn="1" w:firstRow="1" w:lastColumn="0" w:lastRow="0" w:noHBand="0" w:noVBand="1" w:val="04A0"/>
         <w:tblCellMar>
           <w:top w:w="20" w:type="dxa"/>
           <w:bottom w:w="20" w:type="dxa"/>
           <w:start w:w="60" w:type="dxa"/>
           <w:end w:w="60" w:type="dxa"/>
         </w:tblCellMar>
+        <w:tblLook w:firstColumn="1" w:firstRow="1" w:lastColumn="0" w:lastRow="0" w:noHBand="0" w:noVBand="1" w:val="04A0"/>
       </w:tblPr>
       <w:tblGrid>
         <w:gridCol w:w="1949"/>
@@ -10430,13 +10429,13 @@
         <w:tblW w:type="auto" w:w="0"/>
         <w:jc w:val="center"/>
         <w:tblLayout w:type="fixed"/>
-        <w:tblLook w:firstColumn="1" w:firstRow="1" w:lastColumn="0" w:lastRow="0" w:noHBand="0" w:noVBand="1" w:val="04A0"/>
         <w:tblCellMar>
           <w:top w:w="20" w:type="dxa"/>
           <w:bottom w:w="20" w:type="dxa"/>
           <w:start w:w="60" w:type="dxa"/>
           <w:end w:w="60" w:type="dxa"/>
         </w:tblCellMar>
+        <w:tblLook w:firstColumn="1" w:firstRow="1" w:lastColumn="0" w:lastRow="0" w:noHBand="0" w:noVBand="1" w:val="04A0"/>
       </w:tblPr>
       <w:tblGrid>
         <w:gridCol w:w="1949"/>
@@ -11190,13 +11189,13 @@
         <w:tblW w:type="auto" w:w="0"/>
         <w:jc w:val="center"/>
         <w:tblLayout w:type="fixed"/>
-        <w:tblLook w:firstColumn="1" w:firstRow="1" w:lastColumn="0" w:lastRow="0" w:noHBand="0" w:noVBand="1" w:val="04A0"/>
         <w:tblCellMar>
           <w:top w:w="20" w:type="dxa"/>
           <w:bottom w:w="20" w:type="dxa"/>
           <w:start w:w="60" w:type="dxa"/>
           <w:end w:w="60" w:type="dxa"/>
         </w:tblCellMar>
+        <w:tblLook w:firstColumn="1" w:firstRow="1" w:lastColumn="0" w:lastRow="0" w:noHBand="0" w:noVBand="1" w:val="04A0"/>
       </w:tblPr>
       <w:tblGrid>
         <w:gridCol w:w="1949"/>
@@ -11848,13 +11847,13 @@
         <w:tblW w:type="auto" w:w="0"/>
         <w:jc w:val="center"/>
         <w:tblLayout w:type="fixed"/>
-        <w:tblLook w:firstColumn="1" w:firstRow="1" w:lastColumn="0" w:lastRow="0" w:noHBand="0" w:noVBand="1" w:val="04A0"/>
         <w:tblCellMar>
           <w:top w:w="20" w:type="dxa"/>
           <w:bottom w:w="20" w:type="dxa"/>
           <w:start w:w="60" w:type="dxa"/>
           <w:end w:w="60" w:type="dxa"/>
         </w:tblCellMar>
+        <w:tblLook w:firstColumn="1" w:firstRow="1" w:lastColumn="0" w:lastRow="0" w:noHBand="0" w:noVBand="1" w:val="04A0"/>
       </w:tblPr>
       <w:tblGrid>
         <w:gridCol w:w="1624"/>
@@ -13334,13 +13333,13 @@
         <w:tblW w:type="auto" w:w="0"/>
         <w:jc w:val="center"/>
         <w:tblLayout w:type="fixed"/>
-        <w:tblLook w:firstColumn="1" w:firstRow="1" w:lastColumn="0" w:lastRow="0" w:noHBand="0" w:noVBand="1" w:val="04A0"/>
         <w:tblCellMar>
           <w:top w:w="20" w:type="dxa"/>
           <w:bottom w:w="20" w:type="dxa"/>
           <w:start w:w="60" w:type="dxa"/>
           <w:end w:w="60" w:type="dxa"/>
         </w:tblCellMar>
+        <w:tblLook w:firstColumn="1" w:firstRow="1" w:lastColumn="0" w:lastRow="0" w:noHBand="0" w:noVBand="1" w:val="04A0"/>
       </w:tblPr>
       <w:tblGrid>
         <w:gridCol w:w="1949"/>
@@ -14296,13 +14295,13 @@
         <w:tblW w:type="auto" w:w="0"/>
         <w:jc w:val="center"/>
         <w:tblLayout w:type="fixed"/>
-        <w:tblLook w:firstColumn="1" w:firstRow="1" w:lastColumn="0" w:lastRow="0" w:noHBand="0" w:noVBand="1" w:val="04A0"/>
         <w:tblCellMar>
           <w:top w:w="20" w:type="dxa"/>
           <w:bottom w:w="20" w:type="dxa"/>
           <w:start w:w="60" w:type="dxa"/>
           <w:end w:w="60" w:type="dxa"/>
         </w:tblCellMar>
+        <w:tblLook w:firstColumn="1" w:firstRow="1" w:lastColumn="0" w:lastRow="0" w:noHBand="0" w:noVBand="1" w:val="04A0"/>
       </w:tblPr>
       <w:tblGrid>
         <w:gridCol w:w="3249"/>
@@ -14767,13 +14766,13 @@
         <w:tblW w:type="auto" w:w="0"/>
         <w:jc w:val="center"/>
         <w:tblLayout w:type="fixed"/>
-        <w:tblLook w:firstColumn="1" w:firstRow="1" w:lastColumn="0" w:lastRow="0" w:noHBand="0" w:noVBand="1" w:val="04A0"/>
         <w:tblCellMar>
           <w:top w:w="20" w:type="dxa"/>
           <w:bottom w:w="20" w:type="dxa"/>
           <w:start w:w="60" w:type="dxa"/>
           <w:end w:w="60" w:type="dxa"/>
         </w:tblCellMar>
+        <w:tblLook w:firstColumn="1" w:firstRow="1" w:lastColumn="0" w:lastRow="0" w:noHBand="0" w:noVBand="1" w:val="04A0"/>
       </w:tblPr>
       <w:tblGrid>
         <w:gridCol w:w="4873"/>
@@ -14983,13 +14982,13 @@
         <w:tblW w:type="auto" w:w="0"/>
         <w:jc w:val="center"/>
         <w:tblLayout w:type="fixed"/>
-        <w:tblLook w:firstColumn="1" w:firstRow="1" w:lastColumn="0" w:lastRow="0" w:noHBand="0" w:noVBand="1" w:val="04A0"/>
         <w:tblCellMar>
           <w:top w:w="20" w:type="dxa"/>
           <w:bottom w:w="20" w:type="dxa"/>
           <w:start w:w="60" w:type="dxa"/>
           <w:end w:w="60" w:type="dxa"/>
         </w:tblCellMar>
+        <w:tblLook w:firstColumn="1" w:firstRow="1" w:lastColumn="0" w:lastRow="0" w:noHBand="0" w:noVBand="1" w:val="04A0"/>
       </w:tblPr>
       <w:tblGrid>
         <w:gridCol w:w="3249"/>
@@ -15296,7 +15295,11 @@
         <w:sz w:val="18"/>
       </w:rPr>
     </w:r>
-    <w:fldSimple w:instr="PAGE"/>
+    <w:fldSimple w:instr="PAGE">
+      <w:r>
+        <w:t>1</w:t>
+      </w:r>
+    </w:fldSimple>
   </w:p>
 </w:ftr>
 </file>
